--- a/docs/Purkinje_IrAlem1_Documento_Resumo.docx
+++ b/docs/Purkinje_IrAlem1_Documento_Resumo.docx
@@ -604,7 +604,7 @@
                   <w:szCs w:val="16"/>
                   <w:u w:val="single"/>
                 </w:rPr>
-                <w:t xml:space="preserve">https://youtu.be/</w:t>
+                <w:t xml:space="preserve">https://youtu.be/GM7ARIVAfeE</w:t>
               </w:r>
             </w:hyperlink>
           </w:p>
